--- a/Volume 1/Chapter 06 - RESTful APIs/SPA_Vol1_Ch6_Lesson6_9_DELETE_Requests.docx
+++ b/Volume 1/Chapter 06 - RESTful APIs/SPA_Vol1_Ch6_Lesson6_9_DELETE_Requests.docx
@@ -1995,7 +1995,7 @@
         <w:keepNext/>
       </w:pPr>
       <w:r>
-        <w:t>AA14E7E7BD2703694E0A6B6855AF3B8C406102AB1FC56AC905FE33619B31FAA5</w:t>
+        <w:t>DC1E4DE3E0EF3A18F3A5818FAB563EB3FA45D5D3BB1DB527A8D389077ED5EE6C</w:t>
       </w:r>
     </w:p>
     <w:p>
@@ -52015,31 +52015,31 @@
       </w:rPr>
     </w:lvl>
   </w:abstractNum>
-  <w:num w:numId="1" w16cid:durableId="108747234">
+  <w:num w:numId="1" w16cid:durableId="2140494045">
     <w:abstractNumId w:val="8"/>
   </w:num>
-  <w:num w:numId="2" w16cid:durableId="833640839">
+  <w:num w:numId="2" w16cid:durableId="1898710274">
     <w:abstractNumId w:val="6"/>
   </w:num>
-  <w:num w:numId="3" w16cid:durableId="1961103836">
+  <w:num w:numId="3" w16cid:durableId="213004245">
     <w:abstractNumId w:val="5"/>
   </w:num>
-  <w:num w:numId="4" w16cid:durableId="59451078">
+  <w:num w:numId="4" w16cid:durableId="1038431748">
     <w:abstractNumId w:val="4"/>
   </w:num>
-  <w:num w:numId="5" w16cid:durableId="114060687">
+  <w:num w:numId="5" w16cid:durableId="1165364271">
     <w:abstractNumId w:val="7"/>
   </w:num>
-  <w:num w:numId="6" w16cid:durableId="440271169">
+  <w:num w:numId="6" w16cid:durableId="1861384702">
     <w:abstractNumId w:val="3"/>
   </w:num>
-  <w:num w:numId="7" w16cid:durableId="1023240801">
+  <w:num w:numId="7" w16cid:durableId="1557744342">
     <w:abstractNumId w:val="2"/>
   </w:num>
-  <w:num w:numId="8" w16cid:durableId="3826449">
+  <w:num w:numId="8" w16cid:durableId="1520049706">
     <w:abstractNumId w:val="1"/>
   </w:num>
-  <w:num w:numId="9" w16cid:durableId="1077555578">
+  <w:num w:numId="9" w16cid:durableId="1344093881">
     <w:abstractNumId w:val="0"/>
   </w:num>
 </w:numbering>

--- a/Volume 1/Chapter 06 - RESTful APIs/SPA_Vol1_Ch6_Lesson6_9_DELETE_Requests.docx
+++ b/Volume 1/Chapter 06 - RESTful APIs/SPA_Vol1_Ch6_Lesson6_9_DELETE_Requests.docx
@@ -2682,7 +2682,7 @@
         <w:keepNext/>
       </w:pPr>
       <w:r>
-        <w:t>$openssl = "C:\Program Files\Git\mingw64\bin\openssl.exe"</w:t>
+        <w:t>$openssl = "C:\Program Files\Git\ucrt64\bin\openssl.exe"</w:t>
       </w:r>
     </w:p>
     <w:p>
@@ -54326,31 +54326,31 @@
       </w:rPr>
     </w:lvl>
   </w:abstractNum>
-  <w:num w:numId="1" w16cid:durableId="546727180">
+  <w:num w:numId="1" w16cid:durableId="1475413002">
     <w:abstractNumId w:val="8"/>
   </w:num>
-  <w:num w:numId="2" w16cid:durableId="295454243">
+  <w:num w:numId="2" w16cid:durableId="1245336278">
     <w:abstractNumId w:val="6"/>
   </w:num>
-  <w:num w:numId="3" w16cid:durableId="1677346226">
+  <w:num w:numId="3" w16cid:durableId="1240797772">
     <w:abstractNumId w:val="5"/>
   </w:num>
-  <w:num w:numId="4" w16cid:durableId="1631746904">
+  <w:num w:numId="4" w16cid:durableId="934478343">
     <w:abstractNumId w:val="4"/>
   </w:num>
-  <w:num w:numId="5" w16cid:durableId="265432108">
+  <w:num w:numId="5" w16cid:durableId="765661435">
     <w:abstractNumId w:val="7"/>
   </w:num>
-  <w:num w:numId="6" w16cid:durableId="423306176">
+  <w:num w:numId="6" w16cid:durableId="1512259407">
     <w:abstractNumId w:val="3"/>
   </w:num>
-  <w:num w:numId="7" w16cid:durableId="1319580406">
+  <w:num w:numId="7" w16cid:durableId="759253467">
     <w:abstractNumId w:val="2"/>
   </w:num>
-  <w:num w:numId="8" w16cid:durableId="987902324">
+  <w:num w:numId="8" w16cid:durableId="317614092">
     <w:abstractNumId w:val="1"/>
   </w:num>
-  <w:num w:numId="9" w16cid:durableId="1501580316">
+  <w:num w:numId="9" w16cid:durableId="1132601093">
     <w:abstractNumId w:val="0"/>
   </w:num>
 </w:numbering>
